--- a/Assessment tools/CO2-AT-1_192524088_Mohammed Hashim T.docx
+++ b/Assessment tools/CO2-AT-1_192524088_Mohammed Hashim T.docx
@@ -4,433 +4,980 @@
   <w:body>
     <w:p>
       <w:pPr>
-        <w:pStyle w:val="Heading1"/>
-      </w:pPr>
-      <w:r>
-        <w:t>CO</w:t>
-      </w:r>
-      <w:r>
-        <w:t>2</w:t>
-      </w:r>
-      <w:r>
-        <w:t>-AT1-</w:t>
-      </w:r>
-      <w:r>
-        <w:t xml:space="preserve">Scenario </w:t>
-      </w:r>
-      <w:r>
-        <w:t>B</w:t>
-      </w:r>
-      <w:r>
-        <w:t xml:space="preserve">ased </w:t>
-      </w:r>
-      <w:r>
-        <w:t>R</w:t>
-      </w:r>
-      <w:r>
-        <w:t xml:space="preserve">equirement </w:t>
-      </w:r>
-      <w:r>
-        <w:t>A</w:t>
-      </w:r>
-      <w:r>
-        <w:t xml:space="preserve">nalysis </w:t>
-      </w:r>
-    </w:p>
-    <w:p>
-      <w:pPr>
-        <w:pStyle w:val="Heading2"/>
         <w:spacing w:line="276" w:lineRule="auto"/>
-      </w:pPr>
-      <w:r>
-        <w:t>Problem</w:t>
-      </w:r>
-      <w:r>
-        <w:rPr>
-          <w:spacing w:val="-8"/>
-        </w:rPr>
-        <w:t xml:space="preserve"> </w:t>
-      </w:r>
-      <w:r>
-        <w:t>Statement:</w:t>
-      </w:r>
-      <w:r>
-        <w:rPr>
-          <w:spacing w:val="-10"/>
-        </w:rPr>
-        <w:t xml:space="preserve"> </w:t>
-      </w:r>
-      <w:r>
-        <w:rPr>
-          <w:spacing w:val="-10"/>
-        </w:rPr>
-        <w:t>Smart Renewable Battery Recycling Platform</w:t>
-      </w:r>
-    </w:p>
-    <w:p>
-      <w:pPr>
-        <w:tabs>
-          <w:tab w:val="left" w:pos="4618"/>
-        </w:tabs>
-        <w:spacing w:before="203"/>
-        <w:rPr>
-          <w:sz w:val="28"/>
-        </w:rPr>
-      </w:pPr>
-      <w:r>
-        <w:rPr>
-          <w:b/>
-          <w:sz w:val="28"/>
-        </w:rPr>
-        <w:t>NAME:</w:t>
-      </w:r>
-      <w:r>
-        <w:rPr>
-          <w:b/>
-          <w:spacing w:val="-2"/>
-          <w:sz w:val="28"/>
-        </w:rPr>
-        <w:t xml:space="preserve"> </w:t>
-      </w:r>
-      <w:r>
-        <w:rPr>
-          <w:sz w:val="28"/>
-        </w:rPr>
-        <w:t>Mohammed Hashim T</w:t>
-      </w:r>
-      <w:r>
-        <w:rPr>
-          <w:sz w:val="28"/>
-        </w:rPr>
-        <w:tab/>
-      </w:r>
-      <w:r>
-        <w:rPr>
-          <w:b/>
-          <w:sz w:val="28"/>
-        </w:rPr>
-        <w:t xml:space="preserve">SLOT: </w:t>
-      </w:r>
-      <w:r>
-        <w:rPr>
-          <w:spacing w:val="-10"/>
-          <w:sz w:val="28"/>
-        </w:rPr>
-        <w:t>D</w:t>
-      </w:r>
-    </w:p>
-    <w:p>
-      <w:pPr>
-        <w:tabs>
-          <w:tab w:val="left" w:pos="4618"/>
-        </w:tabs>
-        <w:spacing w:before="247"/>
-        <w:rPr>
-          <w:sz w:val="28"/>
-        </w:rPr>
-      </w:pPr>
-      <w:r>
-        <w:rPr>
-          <w:b/>
-          <w:sz w:val="28"/>
-        </w:rPr>
-        <w:t>REGNO</w:t>
-      </w:r>
-      <w:r>
-        <w:rPr>
-          <w:b/>
-          <w:spacing w:val="-3"/>
-          <w:sz w:val="28"/>
-        </w:rPr>
-        <w:t xml:space="preserve"> </w:t>
-      </w:r>
-      <w:r>
-        <w:rPr>
-          <w:b/>
-          <w:spacing w:val="-2"/>
-          <w:sz w:val="28"/>
-        </w:rPr>
-        <w:t>:</w:t>
-      </w:r>
-      <w:r>
-        <w:rPr>
-          <w:spacing w:val="-2"/>
-          <w:sz w:val="28"/>
-        </w:rPr>
-        <w:t>192</w:t>
-      </w:r>
-      <w:r>
-        <w:rPr>
-          <w:spacing w:val="-2"/>
-          <w:sz w:val="28"/>
-        </w:rPr>
-        <w:t>524</w:t>
-      </w:r>
-      <w:r>
-        <w:rPr>
-          <w:spacing w:val="-2"/>
-          <w:sz w:val="28"/>
-        </w:rPr>
-        <w:t>088</w:t>
-      </w:r>
-      <w:r>
-        <w:rPr>
-          <w:sz w:val="28"/>
-        </w:rPr>
-        <w:tab/>
-      </w:r>
-      <w:r>
-        <w:rPr>
-          <w:b/>
-          <w:sz w:val="28"/>
-        </w:rPr>
-        <w:t>COURSE</w:t>
-      </w:r>
-      <w:r>
-        <w:rPr>
-          <w:b/>
-          <w:spacing w:val="-6"/>
-          <w:sz w:val="28"/>
-        </w:rPr>
-        <w:t xml:space="preserve"> </w:t>
-      </w:r>
-      <w:r>
-        <w:rPr>
-          <w:b/>
-          <w:sz w:val="28"/>
-        </w:rPr>
-        <w:t>CODE:</w:t>
-      </w:r>
-      <w:r>
-        <w:rPr>
-          <w:b/>
-          <w:spacing w:val="-2"/>
-          <w:sz w:val="28"/>
-        </w:rPr>
-        <w:t xml:space="preserve"> </w:t>
-      </w:r>
-      <w:r>
-        <w:rPr>
-          <w:spacing w:val="-2"/>
-          <w:sz w:val="28"/>
-        </w:rPr>
-        <w:t>CSA1007</w:t>
-      </w:r>
-    </w:p>
-    <w:p>
-      <w:pPr>
-        <w:pStyle w:val="ListParagraph"/>
-        <w:spacing w:line="350" w:lineRule="auto"/>
-        <w:rPr>
-          <w:sz w:val="24"/>
-        </w:rPr>
-      </w:pPr>
-    </w:p>
-    <w:p>
-      <w:pPr>
-        <w:pStyle w:val="ListParagraph"/>
-        <w:spacing w:line="350" w:lineRule="auto"/>
-        <w:jc w:val="both"/>
+        <w:jc w:val="center"/>
+      </w:pPr>
+      <w:r>
         <w:rPr>
           <w:b/>
           <w:bCs/>
-          <w:sz w:val="24"/>
-          <w:lang w:val="en-IN"/>
-        </w:rPr>
+          <w:color w:val="1F4E79"/>
+          <w:sz w:val="26"/>
+          <w:szCs w:val="26"/>
+        </w:rPr>
+        <w:t>SIMATS ENGINEERING (SAVEETHA SCHOOL OF ENGINEERING)</w:t>
+      </w:r>
+    </w:p>
+    <w:p>
+      <w:pPr>
+        <w:spacing w:line="276" w:lineRule="auto"/>
+        <w:jc w:val="center"/>
       </w:pPr>
       <w:r>
         <w:rPr>
           <w:b/>
           <w:bCs/>
-          <w:sz w:val="24"/>
-          <w:lang w:val="en-IN"/>
-        </w:rPr>
-        <w:t xml:space="preserve"> </w:t>
-      </w:r>
-      <w:r>
+          <w:color w:val="2E75B6"/>
+        </w:rPr>
+        <w:t>Department of Computer Science and Engineering</w:t>
+      </w:r>
+    </w:p>
+    <w:p>
+      <w:pPr>
+        <w:spacing w:after="120"/>
+        <w:jc w:val="center"/>
         <w:rPr>
           <w:b/>
           <w:bCs/>
-          <w:sz w:val="24"/>
-          <w:lang w:val="en-IN"/>
-        </w:rPr>
-        <w:t>1. Introduction</w:t>
-      </w:r>
-    </w:p>
-    <w:p>
-      <w:pPr>
-        <w:pStyle w:val="ListParagraph"/>
-        <w:spacing w:line="350" w:lineRule="auto"/>
-        <w:jc w:val="both"/>
-        <w:rPr>
-          <w:sz w:val="24"/>
-          <w:lang w:val="en-IN"/>
+          <w:color w:val="C00000"/>
+          <w:sz w:val="24"/>
+          <w:szCs w:val="24"/>
         </w:rPr>
       </w:pPr>
       <w:r>
         <w:rPr>
           <w:b/>
           <w:bCs/>
-          <w:sz w:val="24"/>
-          <w:lang w:val="en-IN"/>
-        </w:rPr>
-        <w:t>    </w:t>
+          <w:color w:val="C00000"/>
+          <w:sz w:val="24"/>
+          <w:szCs w:val="24"/>
+        </w:rPr>
+        <w:t>CO</w:t>
       </w:r>
       <w:r>
         <w:rPr>
           <w:b/>
           <w:bCs/>
-          <w:sz w:val="24"/>
-          <w:lang w:val="en-IN"/>
-        </w:rPr>
-        <w:t xml:space="preserve">  </w:t>
-      </w:r>
-      <w:r>
-        <w:rPr>
-          <w:sz w:val="24"/>
-          <w:lang w:val="en-IN"/>
-        </w:rPr>
-        <w:t>The Smart Renewable Battery Recycling Platform is a software system developed to improve the management of battery recycling activities. With the increasing usage of electric vehicles, renewable energy storage systems, and electronic devices, the number of used batteries is also increasing. Improper handling and disposal of batteries can create environmental pollution and safety risks.</w:t>
-      </w:r>
-    </w:p>
-    <w:p>
-      <w:pPr>
-        <w:pStyle w:val="ListParagraph"/>
-        <w:spacing w:line="350" w:lineRule="auto"/>
-        <w:jc w:val="both"/>
+          <w:color w:val="C00000"/>
+          <w:sz w:val="24"/>
+          <w:szCs w:val="24"/>
+        </w:rPr>
+        <w:t>2</w:t>
+      </w:r>
+      <w:r>
         <w:rPr>
           <w:b/>
           <w:bCs/>
-          <w:sz w:val="24"/>
-          <w:lang w:val="en-IN"/>
-        </w:rPr>
-      </w:pPr>
-      <w:r>
-        <w:rPr>
-          <w:sz w:val="24"/>
-          <w:lang w:val="en-IN"/>
-        </w:rPr>
-        <w:t>    </w:t>
-      </w:r>
-      <w:r>
-        <w:rPr>
-          <w:sz w:val="24"/>
-          <w:lang w:val="en-IN"/>
-        </w:rPr>
-        <w:t xml:space="preserve">  </w:t>
-      </w:r>
-      <w:r>
-        <w:rPr>
-          <w:sz w:val="24"/>
-          <w:lang w:val="en-IN"/>
-        </w:rPr>
-        <w:t>The proposed system provides a digital platform to manage battery collection, inventory monitoring, recycling operations, hazardous condition detection, logistics tracking, and sustainability reporting. The system helps recycling organizations improve efficiency, maintain safety, and support sustainable battery management</w:t>
-      </w:r>
+          <w:color w:val="C00000"/>
+          <w:sz w:val="24"/>
+          <w:szCs w:val="24"/>
+        </w:rPr>
+        <w:t xml:space="preserve"> ASSESSMENT TOOL </w:t>
+      </w:r>
+      <w:proofErr w:type="gramStart"/>
       <w:r>
         <w:rPr>
           <w:b/>
           <w:bCs/>
-          <w:sz w:val="24"/>
-          <w:lang w:val="en-IN"/>
-        </w:rPr>
-        <w:t>.</w:t>
-      </w:r>
-    </w:p>
-    <w:p>
-      <w:pPr>
-        <w:pStyle w:val="ListParagraph"/>
-        <w:spacing w:line="350" w:lineRule="auto"/>
-        <w:jc w:val="both"/>
-        <w:rPr>
-          <w:sz w:val="24"/>
-          <w:lang w:val="en-IN"/>
-        </w:rPr>
-      </w:pPr>
-    </w:p>
-    <w:p>
-      <w:pPr>
-        <w:pStyle w:val="ListParagraph"/>
-        <w:spacing w:line="350" w:lineRule="auto"/>
-        <w:jc w:val="both"/>
+          <w:color w:val="C00000"/>
+          <w:sz w:val="24"/>
+          <w:szCs w:val="24"/>
+        </w:rPr>
+        <w:t>1</w:t>
+      </w:r>
+      <w:r>
         <w:rPr>
           <w:b/>
           <w:bCs/>
-          <w:sz w:val="24"/>
-          <w:lang w:val="en-IN"/>
-        </w:rPr>
-      </w:pPr>
+          <w:color w:val="C00000"/>
+          <w:sz w:val="24"/>
+          <w:szCs w:val="24"/>
+        </w:rPr>
+        <w:t xml:space="preserve">  –</w:t>
+      </w:r>
+      <w:proofErr w:type="gramEnd"/>
       <w:r>
         <w:rPr>
           <w:b/>
           <w:bCs/>
-          <w:sz w:val="24"/>
-          <w:lang w:val="en-IN"/>
-        </w:rPr>
-        <w:t>2. Scenario Analysis</w:t>
-      </w:r>
-    </w:p>
-    <w:p>
-      <w:pPr>
-        <w:pStyle w:val="ListParagraph"/>
-        <w:spacing w:line="350" w:lineRule="auto"/>
-        <w:jc w:val="both"/>
+          <w:color w:val="C00000"/>
+          <w:sz w:val="24"/>
+          <w:szCs w:val="24"/>
+        </w:rPr>
+        <w:t xml:space="preserve">  </w:t>
+      </w:r>
+      <w:r>
         <w:rPr>
           <w:b/>
           <w:bCs/>
-          <w:sz w:val="24"/>
-          <w:lang w:val="en-IN"/>
-        </w:rPr>
-      </w:pPr>
-      <w:r>
+          <w:color w:val="C00000"/>
+          <w:spacing w:val="-10"/>
+          <w:sz w:val="24"/>
+          <w:szCs w:val="24"/>
+        </w:rPr>
+        <w:t>Smart Renewable Battery Recycling Platform</w:t>
+      </w:r>
+    </w:p>
+    <w:tbl>
+      <w:tblPr>
+        <w:tblW w:w="10080" w:type="dxa"/>
+        <w:tblBorders>
+          <w:top w:val="single" w:sz="4" w:space="0" w:color="000000"/>
+          <w:left w:val="single" w:sz="4" w:space="0" w:color="000000"/>
+          <w:bottom w:val="single" w:sz="4" w:space="0" w:color="000000"/>
+          <w:right w:val="single" w:sz="4" w:space="0" w:color="000000"/>
+          <w:insideH w:val="single" w:sz="4" w:space="0" w:color="000000"/>
+          <w:insideV w:val="single" w:sz="4" w:space="0" w:color="000000"/>
+        </w:tblBorders>
+        <w:tblLayout w:type="fixed"/>
+        <w:tblLook w:val="0000" w:firstRow="0" w:lastRow="0" w:firstColumn="0" w:lastColumn="0" w:noHBand="0" w:noVBand="0"/>
+      </w:tblPr>
+      <w:tblGrid>
+        <w:gridCol w:w="1800"/>
+        <w:gridCol w:w="3240"/>
+        <w:gridCol w:w="1800"/>
+        <w:gridCol w:w="3240"/>
+      </w:tblGrid>
+      <w:tr>
+        <w:tc>
+          <w:tcPr>
+            <w:tcW w:w="1800" w:type="dxa"/>
+            <w:tcBorders>
+              <w:top w:val="single" w:sz="4" w:space="0" w:color="9DC3E6"/>
+              <w:left w:val="single" w:sz="4" w:space="0" w:color="9DC3E6"/>
+              <w:bottom w:val="single" w:sz="4" w:space="0" w:color="9DC3E6"/>
+              <w:right w:val="single" w:sz="4" w:space="0" w:color="9DC3E6"/>
+            </w:tcBorders>
+            <w:shd w:val="clear" w:color="auto" w:fill="D6E4F0"/>
+            <w:tcMar>
+              <w:top w:w="70" w:type="dxa"/>
+              <w:left w:w="120" w:type="dxa"/>
+              <w:bottom w:w="70" w:type="dxa"/>
+              <w:right w:w="120" w:type="dxa"/>
+            </w:tcMar>
+            <w:vAlign w:val="center"/>
+          </w:tcPr>
+          <w:p>
+            <w:r>
+              <w:rPr>
+                <w:b/>
+                <w:bCs/>
+                <w:color w:val="1F4E79"/>
+                <w:sz w:val="18"/>
+                <w:szCs w:val="18"/>
+              </w:rPr>
+              <w:t>Course Code:</w:t>
+            </w:r>
+          </w:p>
+        </w:tc>
+        <w:tc>
+          <w:tcPr>
+            <w:tcW w:w="3240" w:type="dxa"/>
+            <w:tcBorders>
+              <w:top w:val="single" w:sz="4" w:space="0" w:color="9DC3E6"/>
+              <w:left w:val="single" w:sz="4" w:space="0" w:color="9DC3E6"/>
+              <w:bottom w:val="single" w:sz="4" w:space="0" w:color="9DC3E6"/>
+              <w:right w:val="single" w:sz="4" w:space="0" w:color="9DC3E6"/>
+            </w:tcBorders>
+            <w:shd w:val="clear" w:color="auto" w:fill="FFFFFF"/>
+            <w:tcMar>
+              <w:top w:w="70" w:type="dxa"/>
+              <w:left w:w="120" w:type="dxa"/>
+              <w:bottom w:w="70" w:type="dxa"/>
+              <w:right w:w="120" w:type="dxa"/>
+            </w:tcMar>
+            <w:vAlign w:val="center"/>
+          </w:tcPr>
+          <w:p>
+            <w:r>
+              <w:rPr>
+                <w:sz w:val="18"/>
+                <w:szCs w:val="18"/>
+              </w:rPr>
+              <w:t>CSA10 / CSA1007</w:t>
+            </w:r>
+          </w:p>
+        </w:tc>
+        <w:tc>
+          <w:tcPr>
+            <w:tcW w:w="1800" w:type="dxa"/>
+            <w:tcBorders>
+              <w:top w:val="single" w:sz="4" w:space="0" w:color="9DC3E6"/>
+              <w:left w:val="single" w:sz="4" w:space="0" w:color="9DC3E6"/>
+              <w:bottom w:val="single" w:sz="4" w:space="0" w:color="9DC3E6"/>
+              <w:right w:val="single" w:sz="4" w:space="0" w:color="9DC3E6"/>
+            </w:tcBorders>
+            <w:shd w:val="clear" w:color="auto" w:fill="D6E4F0"/>
+            <w:tcMar>
+              <w:top w:w="70" w:type="dxa"/>
+              <w:left w:w="120" w:type="dxa"/>
+              <w:bottom w:w="70" w:type="dxa"/>
+              <w:right w:w="120" w:type="dxa"/>
+            </w:tcMar>
+            <w:vAlign w:val="center"/>
+          </w:tcPr>
+          <w:p>
+            <w:r>
+              <w:rPr>
+                <w:b/>
+                <w:bCs/>
+                <w:color w:val="1F4E79"/>
+                <w:sz w:val="18"/>
+                <w:szCs w:val="18"/>
+              </w:rPr>
+              <w:t>Course Title:</w:t>
+            </w:r>
+          </w:p>
+        </w:tc>
+        <w:tc>
+          <w:tcPr>
+            <w:tcW w:w="3240" w:type="dxa"/>
+            <w:tcBorders>
+              <w:top w:val="single" w:sz="4" w:space="0" w:color="9DC3E6"/>
+              <w:left w:val="single" w:sz="4" w:space="0" w:color="9DC3E6"/>
+              <w:bottom w:val="single" w:sz="4" w:space="0" w:color="9DC3E6"/>
+              <w:right w:val="single" w:sz="4" w:space="0" w:color="9DC3E6"/>
+            </w:tcBorders>
+            <w:shd w:val="clear" w:color="auto" w:fill="FFFFFF"/>
+            <w:tcMar>
+              <w:top w:w="70" w:type="dxa"/>
+              <w:left w:w="120" w:type="dxa"/>
+              <w:bottom w:w="70" w:type="dxa"/>
+              <w:right w:w="120" w:type="dxa"/>
+            </w:tcMar>
+            <w:vAlign w:val="center"/>
+          </w:tcPr>
+          <w:p>
+            <w:r>
+              <w:rPr>
+                <w:sz w:val="18"/>
+                <w:szCs w:val="18"/>
+              </w:rPr>
+              <w:t xml:space="preserve">Software Engineering </w:t>
+            </w:r>
+          </w:p>
+        </w:tc>
+      </w:tr>
+      <w:tr>
+        <w:tc>
+          <w:tcPr>
+            <w:tcW w:w="1800" w:type="dxa"/>
+            <w:tcBorders>
+              <w:top w:val="single" w:sz="4" w:space="0" w:color="9DC3E6"/>
+              <w:left w:val="single" w:sz="4" w:space="0" w:color="9DC3E6"/>
+              <w:bottom w:val="single" w:sz="4" w:space="0" w:color="9DC3E6"/>
+              <w:right w:val="single" w:sz="4" w:space="0" w:color="9DC3E6"/>
+            </w:tcBorders>
+            <w:shd w:val="clear" w:color="auto" w:fill="D6E4F0"/>
+            <w:tcMar>
+              <w:top w:w="70" w:type="dxa"/>
+              <w:left w:w="120" w:type="dxa"/>
+              <w:bottom w:w="70" w:type="dxa"/>
+              <w:right w:w="120" w:type="dxa"/>
+            </w:tcMar>
+            <w:vAlign w:val="center"/>
+          </w:tcPr>
+          <w:p>
+            <w:r>
+              <w:rPr>
+                <w:b/>
+                <w:bCs/>
+                <w:color w:val="1F4E79"/>
+                <w:sz w:val="18"/>
+                <w:szCs w:val="18"/>
+              </w:rPr>
+              <w:t>CO Assessed:</w:t>
+            </w:r>
+          </w:p>
+        </w:tc>
+        <w:tc>
+          <w:tcPr>
+            <w:tcW w:w="3240" w:type="dxa"/>
+            <w:tcBorders>
+              <w:top w:val="single" w:sz="4" w:space="0" w:color="9DC3E6"/>
+              <w:left w:val="single" w:sz="4" w:space="0" w:color="9DC3E6"/>
+              <w:bottom w:val="single" w:sz="4" w:space="0" w:color="9DC3E6"/>
+              <w:right w:val="single" w:sz="4" w:space="0" w:color="9DC3E6"/>
+            </w:tcBorders>
+            <w:shd w:val="clear" w:color="auto" w:fill="FFFFFF"/>
+            <w:tcMar>
+              <w:top w:w="70" w:type="dxa"/>
+              <w:left w:w="120" w:type="dxa"/>
+              <w:bottom w:w="70" w:type="dxa"/>
+              <w:right w:w="120" w:type="dxa"/>
+            </w:tcMar>
+            <w:vAlign w:val="center"/>
+          </w:tcPr>
+          <w:p>
+            <w:r>
+              <w:rPr>
+                <w:sz w:val="18"/>
+                <w:szCs w:val="18"/>
+              </w:rPr>
+              <w:t>CO2</w:t>
+            </w:r>
+          </w:p>
+        </w:tc>
+        <w:tc>
+          <w:tcPr>
+            <w:tcW w:w="1800" w:type="dxa"/>
+            <w:tcBorders>
+              <w:top w:val="single" w:sz="4" w:space="0" w:color="9DC3E6"/>
+              <w:left w:val="single" w:sz="4" w:space="0" w:color="9DC3E6"/>
+              <w:bottom w:val="single" w:sz="4" w:space="0" w:color="9DC3E6"/>
+              <w:right w:val="single" w:sz="4" w:space="0" w:color="9DC3E6"/>
+            </w:tcBorders>
+            <w:shd w:val="clear" w:color="auto" w:fill="D6E4F0"/>
+            <w:tcMar>
+              <w:top w:w="70" w:type="dxa"/>
+              <w:left w:w="120" w:type="dxa"/>
+              <w:bottom w:w="70" w:type="dxa"/>
+              <w:right w:w="120" w:type="dxa"/>
+            </w:tcMar>
+            <w:vAlign w:val="center"/>
+          </w:tcPr>
+          <w:p>
+            <w:r>
+              <w:rPr>
+                <w:b/>
+                <w:bCs/>
+                <w:color w:val="1F4E79"/>
+                <w:sz w:val="18"/>
+                <w:szCs w:val="18"/>
+              </w:rPr>
+              <w:t>Assessment:</w:t>
+            </w:r>
+          </w:p>
+        </w:tc>
+        <w:tc>
+          <w:tcPr>
+            <w:tcW w:w="3240" w:type="dxa"/>
+            <w:tcBorders>
+              <w:top w:val="single" w:sz="4" w:space="0" w:color="9DC3E6"/>
+              <w:left w:val="single" w:sz="4" w:space="0" w:color="9DC3E6"/>
+              <w:bottom w:val="single" w:sz="4" w:space="0" w:color="9DC3E6"/>
+              <w:right w:val="single" w:sz="4" w:space="0" w:color="9DC3E6"/>
+            </w:tcBorders>
+            <w:shd w:val="clear" w:color="auto" w:fill="FFFFFF"/>
+            <w:tcMar>
+              <w:top w:w="70" w:type="dxa"/>
+              <w:left w:w="120" w:type="dxa"/>
+              <w:bottom w:w="70" w:type="dxa"/>
+              <w:right w:w="120" w:type="dxa"/>
+            </w:tcMar>
+            <w:vAlign w:val="center"/>
+          </w:tcPr>
+          <w:p>
+            <w:pPr>
+              <w:spacing w:after="120"/>
+              <w:jc w:val="center"/>
+            </w:pPr>
+            <w:r>
+              <w:rPr>
+                <w:sz w:val="18"/>
+                <w:szCs w:val="18"/>
+              </w:rPr>
+              <w:t xml:space="preserve">Assessment Tool </w:t>
+            </w:r>
+            <w:r>
+              <w:rPr>
+                <w:sz w:val="18"/>
+                <w:szCs w:val="18"/>
+              </w:rPr>
+              <w:t>1</w:t>
+            </w:r>
+            <w:r>
+              <w:rPr>
+                <w:sz w:val="18"/>
+                <w:szCs w:val="18"/>
+              </w:rPr>
+              <w:t xml:space="preserve"> – </w:t>
+            </w:r>
+            <w:r>
+              <w:rPr>
+                <w:color w:val="000000" w:themeColor="text1"/>
+              </w:rPr>
+              <w:t>Scenario Based Requirement Analysis</w:t>
+            </w:r>
+          </w:p>
+          <w:p>
+            <w:r>
+              <w:rPr>
+                <w:sz w:val="18"/>
+                <w:szCs w:val="18"/>
+              </w:rPr>
+              <w:t xml:space="preserve"> </w:t>
+            </w:r>
+          </w:p>
+        </w:tc>
+      </w:tr>
+      <w:tr>
+        <w:tc>
+          <w:tcPr>
+            <w:tcW w:w="1800" w:type="dxa"/>
+            <w:tcBorders>
+              <w:top w:val="single" w:sz="4" w:space="0" w:color="9DC3E6"/>
+              <w:left w:val="single" w:sz="4" w:space="0" w:color="9DC3E6"/>
+              <w:bottom w:val="single" w:sz="4" w:space="0" w:color="9DC3E6"/>
+              <w:right w:val="single" w:sz="4" w:space="0" w:color="9DC3E6"/>
+            </w:tcBorders>
+            <w:shd w:val="clear" w:color="auto" w:fill="D6E4F0"/>
+            <w:tcMar>
+              <w:top w:w="70" w:type="dxa"/>
+              <w:left w:w="120" w:type="dxa"/>
+              <w:bottom w:w="70" w:type="dxa"/>
+              <w:right w:w="120" w:type="dxa"/>
+            </w:tcMar>
+            <w:vAlign w:val="center"/>
+          </w:tcPr>
+          <w:p>
+            <w:r>
+              <w:rPr>
+                <w:b/>
+                <w:bCs/>
+                <w:color w:val="1F4E79"/>
+                <w:sz w:val="18"/>
+                <w:szCs w:val="18"/>
+              </w:rPr>
+              <w:t>Weightage:</w:t>
+            </w:r>
+          </w:p>
+        </w:tc>
+        <w:tc>
+          <w:tcPr>
+            <w:tcW w:w="3240" w:type="dxa"/>
+            <w:tcBorders>
+              <w:top w:val="single" w:sz="4" w:space="0" w:color="9DC3E6"/>
+              <w:left w:val="single" w:sz="4" w:space="0" w:color="9DC3E6"/>
+              <w:bottom w:val="single" w:sz="4" w:space="0" w:color="9DC3E6"/>
+              <w:right w:val="single" w:sz="4" w:space="0" w:color="9DC3E6"/>
+            </w:tcBorders>
+            <w:shd w:val="clear" w:color="auto" w:fill="FFFFFF"/>
+            <w:tcMar>
+              <w:top w:w="70" w:type="dxa"/>
+              <w:left w:w="120" w:type="dxa"/>
+              <w:bottom w:w="70" w:type="dxa"/>
+              <w:right w:w="120" w:type="dxa"/>
+            </w:tcMar>
+            <w:vAlign w:val="center"/>
+          </w:tcPr>
+          <w:p>
+            <w:r>
+              <w:rPr>
+                <w:sz w:val="18"/>
+                <w:szCs w:val="18"/>
+              </w:rPr>
+              <w:t>20%</w:t>
+            </w:r>
+          </w:p>
+        </w:tc>
+        <w:tc>
+          <w:tcPr>
+            <w:tcW w:w="1800" w:type="dxa"/>
+            <w:tcBorders>
+              <w:top w:val="single" w:sz="4" w:space="0" w:color="9DC3E6"/>
+              <w:left w:val="single" w:sz="4" w:space="0" w:color="9DC3E6"/>
+              <w:bottom w:val="single" w:sz="4" w:space="0" w:color="9DC3E6"/>
+              <w:right w:val="single" w:sz="4" w:space="0" w:color="9DC3E6"/>
+            </w:tcBorders>
+            <w:shd w:val="clear" w:color="auto" w:fill="D6E4F0"/>
+            <w:tcMar>
+              <w:top w:w="70" w:type="dxa"/>
+              <w:left w:w="120" w:type="dxa"/>
+              <w:bottom w:w="70" w:type="dxa"/>
+              <w:right w:w="120" w:type="dxa"/>
+            </w:tcMar>
+            <w:vAlign w:val="center"/>
+          </w:tcPr>
+          <w:p>
+            <w:r>
+              <w:rPr>
+                <w:b/>
+                <w:bCs/>
+                <w:color w:val="1F4E79"/>
+                <w:sz w:val="18"/>
+                <w:szCs w:val="18"/>
+              </w:rPr>
+              <w:t>Total Marks:</w:t>
+            </w:r>
+          </w:p>
+        </w:tc>
+        <w:tc>
+          <w:tcPr>
+            <w:tcW w:w="3240" w:type="dxa"/>
+            <w:tcBorders>
+              <w:top w:val="single" w:sz="4" w:space="0" w:color="9DC3E6"/>
+              <w:left w:val="single" w:sz="4" w:space="0" w:color="9DC3E6"/>
+              <w:bottom w:val="single" w:sz="4" w:space="0" w:color="9DC3E6"/>
+              <w:right w:val="single" w:sz="4" w:space="0" w:color="9DC3E6"/>
+            </w:tcBorders>
+            <w:shd w:val="clear" w:color="auto" w:fill="FFFFFF"/>
+            <w:tcMar>
+              <w:top w:w="70" w:type="dxa"/>
+              <w:left w:w="120" w:type="dxa"/>
+              <w:bottom w:w="70" w:type="dxa"/>
+              <w:right w:w="120" w:type="dxa"/>
+            </w:tcMar>
+            <w:vAlign w:val="center"/>
+          </w:tcPr>
+          <w:p>
+            <w:r>
+              <w:rPr>
+                <w:sz w:val="18"/>
+                <w:szCs w:val="18"/>
+              </w:rPr>
+              <w:t xml:space="preserve">25  </w:t>
+            </w:r>
+          </w:p>
+        </w:tc>
+      </w:tr>
+      <w:tr>
+        <w:tc>
+          <w:tcPr>
+            <w:tcW w:w="1800" w:type="dxa"/>
+            <w:tcBorders>
+              <w:top w:val="single" w:sz="4" w:space="0" w:color="9DC3E6"/>
+              <w:left w:val="single" w:sz="4" w:space="0" w:color="9DC3E6"/>
+              <w:bottom w:val="single" w:sz="4" w:space="0" w:color="9DC3E6"/>
+              <w:right w:val="single" w:sz="4" w:space="0" w:color="9DC3E6"/>
+            </w:tcBorders>
+            <w:shd w:val="clear" w:color="auto" w:fill="D6E4F0"/>
+            <w:tcMar>
+              <w:top w:w="70" w:type="dxa"/>
+              <w:left w:w="120" w:type="dxa"/>
+              <w:bottom w:w="70" w:type="dxa"/>
+              <w:right w:w="120" w:type="dxa"/>
+            </w:tcMar>
+            <w:vAlign w:val="center"/>
+          </w:tcPr>
+          <w:p>
+            <w:r>
+              <w:rPr>
+                <w:b/>
+                <w:bCs/>
+                <w:color w:val="1F4E79"/>
+                <w:sz w:val="18"/>
+                <w:szCs w:val="18"/>
+              </w:rPr>
+              <w:t>CO2 Statement:</w:t>
+            </w:r>
+          </w:p>
+        </w:tc>
+        <w:tc>
+          <w:tcPr>
+            <w:tcW w:w="8280" w:type="dxa"/>
+            <w:gridSpan w:val="3"/>
+            <w:tcBorders>
+              <w:top w:val="single" w:sz="4" w:space="0" w:color="9DC3E6"/>
+              <w:left w:val="single" w:sz="4" w:space="0" w:color="9DC3E6"/>
+              <w:bottom w:val="single" w:sz="4" w:space="0" w:color="9DC3E6"/>
+              <w:right w:val="single" w:sz="4" w:space="0" w:color="9DC3E6"/>
+            </w:tcBorders>
+            <w:shd w:val="clear" w:color="auto" w:fill="EBF3FB"/>
+            <w:tcMar>
+              <w:top w:w="70" w:type="dxa"/>
+              <w:left w:w="120" w:type="dxa"/>
+              <w:bottom w:w="70" w:type="dxa"/>
+              <w:right w:w="120" w:type="dxa"/>
+            </w:tcMar>
+          </w:tcPr>
+          <w:p>
+            <w:pPr>
+              <w:jc w:val="both"/>
+            </w:pPr>
+            <w:r>
+              <w:rPr>
+                <w:i/>
+                <w:iCs/>
+                <w:sz w:val="18"/>
+                <w:szCs w:val="18"/>
+              </w:rPr>
+              <w:t>Perform detailed requirements analysis, design scalable architectures, and prioritize features with a focus on cross-disciplinary skills</w:t>
+            </w:r>
+          </w:p>
+        </w:tc>
+      </w:tr>
+      <w:tr>
+        <w:tc>
+          <w:tcPr>
+            <w:tcW w:w="1800" w:type="dxa"/>
+            <w:tcBorders>
+              <w:top w:val="single" w:sz="4" w:space="0" w:color="9DC3E6"/>
+              <w:left w:val="single" w:sz="4" w:space="0" w:color="9DC3E6"/>
+              <w:bottom w:val="single" w:sz="4" w:space="0" w:color="9DC3E6"/>
+              <w:right w:val="single" w:sz="4" w:space="0" w:color="9DC3E6"/>
+            </w:tcBorders>
+            <w:shd w:val="clear" w:color="auto" w:fill="D6E4F0"/>
+            <w:tcMar>
+              <w:top w:w="70" w:type="dxa"/>
+              <w:left w:w="120" w:type="dxa"/>
+              <w:bottom w:w="70" w:type="dxa"/>
+              <w:right w:w="120" w:type="dxa"/>
+            </w:tcMar>
+            <w:vAlign w:val="center"/>
+          </w:tcPr>
+          <w:p>
+            <w:r>
+              <w:rPr>
+                <w:b/>
+                <w:bCs/>
+                <w:color w:val="1F4E79"/>
+                <w:sz w:val="18"/>
+                <w:szCs w:val="18"/>
+              </w:rPr>
+              <w:t>Student Name:</w:t>
+            </w:r>
+          </w:p>
+        </w:tc>
+        <w:tc>
+          <w:tcPr>
+            <w:tcW w:w="3240" w:type="dxa"/>
+            <w:tcBorders>
+              <w:top w:val="single" w:sz="4" w:space="0" w:color="9DC3E6"/>
+              <w:left w:val="single" w:sz="4" w:space="0" w:color="9DC3E6"/>
+              <w:bottom w:val="single" w:sz="4" w:space="0" w:color="9DC3E6"/>
+              <w:right w:val="single" w:sz="4" w:space="0" w:color="9DC3E6"/>
+            </w:tcBorders>
+            <w:shd w:val="clear" w:color="auto" w:fill="FFFFFF"/>
+            <w:tcMar>
+              <w:top w:w="70" w:type="dxa"/>
+              <w:left w:w="120" w:type="dxa"/>
+              <w:bottom w:w="70" w:type="dxa"/>
+              <w:right w:w="120" w:type="dxa"/>
+            </w:tcMar>
+            <w:vAlign w:val="center"/>
+          </w:tcPr>
+          <w:p>
+            <w:r>
+              <w:t>Mohammed Hashim T</w:t>
+            </w:r>
+          </w:p>
+        </w:tc>
+        <w:tc>
+          <w:tcPr>
+            <w:tcW w:w="1800" w:type="dxa"/>
+            <w:tcBorders>
+              <w:top w:val="single" w:sz="4" w:space="0" w:color="9DC3E6"/>
+              <w:left w:val="single" w:sz="4" w:space="0" w:color="9DC3E6"/>
+              <w:bottom w:val="single" w:sz="4" w:space="0" w:color="9DC3E6"/>
+              <w:right w:val="single" w:sz="4" w:space="0" w:color="9DC3E6"/>
+            </w:tcBorders>
+            <w:shd w:val="clear" w:color="auto" w:fill="D6E4F0"/>
+            <w:tcMar>
+              <w:top w:w="70" w:type="dxa"/>
+              <w:left w:w="120" w:type="dxa"/>
+              <w:bottom w:w="70" w:type="dxa"/>
+              <w:right w:w="120" w:type="dxa"/>
+            </w:tcMar>
+            <w:vAlign w:val="center"/>
+          </w:tcPr>
+          <w:p>
+            <w:r>
+              <w:rPr>
+                <w:b/>
+                <w:bCs/>
+                <w:color w:val="1F4E79"/>
+                <w:sz w:val="18"/>
+                <w:szCs w:val="18"/>
+              </w:rPr>
+              <w:t>Reg. No.:</w:t>
+            </w:r>
+          </w:p>
+        </w:tc>
+        <w:tc>
+          <w:tcPr>
+            <w:tcW w:w="3240" w:type="dxa"/>
+            <w:tcBorders>
+              <w:top w:val="single" w:sz="4" w:space="0" w:color="9DC3E6"/>
+              <w:left w:val="single" w:sz="4" w:space="0" w:color="9DC3E6"/>
+              <w:bottom w:val="single" w:sz="4" w:space="0" w:color="9DC3E6"/>
+              <w:right w:val="single" w:sz="4" w:space="0" w:color="9DC3E6"/>
+            </w:tcBorders>
+            <w:shd w:val="clear" w:color="auto" w:fill="FFFFFF"/>
+            <w:tcMar>
+              <w:top w:w="70" w:type="dxa"/>
+              <w:left w:w="120" w:type="dxa"/>
+              <w:bottom w:w="70" w:type="dxa"/>
+              <w:right w:w="120" w:type="dxa"/>
+            </w:tcMar>
+            <w:vAlign w:val="center"/>
+          </w:tcPr>
+          <w:p>
+            <w:r>
+              <w:t>192524088</w:t>
+            </w:r>
+          </w:p>
+        </w:tc>
+      </w:tr>
+      <w:tr>
+        <w:tc>
+          <w:tcPr>
+            <w:tcW w:w="1800" w:type="dxa"/>
+            <w:tcBorders>
+              <w:top w:val="single" w:sz="4" w:space="0" w:color="9DC3E6"/>
+              <w:left w:val="single" w:sz="4" w:space="0" w:color="9DC3E6"/>
+              <w:bottom w:val="single" w:sz="4" w:space="0" w:color="9DC3E6"/>
+              <w:right w:val="single" w:sz="4" w:space="0" w:color="9DC3E6"/>
+            </w:tcBorders>
+            <w:shd w:val="clear" w:color="auto" w:fill="D6E4F0"/>
+            <w:tcMar>
+              <w:top w:w="70" w:type="dxa"/>
+              <w:left w:w="120" w:type="dxa"/>
+              <w:bottom w:w="70" w:type="dxa"/>
+              <w:right w:w="120" w:type="dxa"/>
+            </w:tcMar>
+            <w:vAlign w:val="center"/>
+          </w:tcPr>
+          <w:p>
+            <w:r>
+              <w:rPr>
+                <w:b/>
+                <w:bCs/>
+                <w:color w:val="1F4E79"/>
+                <w:sz w:val="18"/>
+                <w:szCs w:val="18"/>
+              </w:rPr>
+              <w:t>Date:</w:t>
+            </w:r>
+          </w:p>
+        </w:tc>
+        <w:tc>
+          <w:tcPr>
+            <w:tcW w:w="3240" w:type="dxa"/>
+            <w:tcBorders>
+              <w:top w:val="single" w:sz="4" w:space="0" w:color="9DC3E6"/>
+              <w:left w:val="single" w:sz="4" w:space="0" w:color="9DC3E6"/>
+              <w:bottom w:val="single" w:sz="4" w:space="0" w:color="9DC3E6"/>
+              <w:right w:val="single" w:sz="4" w:space="0" w:color="9DC3E6"/>
+            </w:tcBorders>
+            <w:shd w:val="clear" w:color="auto" w:fill="FFFFFF"/>
+            <w:tcMar>
+              <w:top w:w="70" w:type="dxa"/>
+              <w:left w:w="120" w:type="dxa"/>
+              <w:bottom w:w="70" w:type="dxa"/>
+              <w:right w:w="120" w:type="dxa"/>
+            </w:tcMar>
+            <w:vAlign w:val="center"/>
+          </w:tcPr>
+          <w:p>
+            <w:r>
+              <w:t>30</w:t>
+            </w:r>
+            <w:r>
+              <w:t>/07/2026</w:t>
+            </w:r>
+          </w:p>
+        </w:tc>
+        <w:tc>
+          <w:tcPr>
+            <w:tcW w:w="1800" w:type="dxa"/>
+            <w:tcBorders>
+              <w:top w:val="single" w:sz="4" w:space="0" w:color="9DC3E6"/>
+              <w:left w:val="single" w:sz="4" w:space="0" w:color="9DC3E6"/>
+              <w:bottom w:val="single" w:sz="4" w:space="0" w:color="9DC3E6"/>
+              <w:right w:val="single" w:sz="4" w:space="0" w:color="9DC3E6"/>
+            </w:tcBorders>
+            <w:shd w:val="clear" w:color="auto" w:fill="D6E4F0"/>
+            <w:tcMar>
+              <w:top w:w="70" w:type="dxa"/>
+              <w:left w:w="120" w:type="dxa"/>
+              <w:bottom w:w="70" w:type="dxa"/>
+              <w:right w:w="120" w:type="dxa"/>
+            </w:tcMar>
+            <w:vAlign w:val="center"/>
+          </w:tcPr>
+          <w:p>
+            <w:r>
+              <w:rPr>
+                <w:b/>
+                <w:bCs/>
+                <w:color w:val="1F4E79"/>
+                <w:sz w:val="18"/>
+                <w:szCs w:val="18"/>
+              </w:rPr>
+              <w:t>Duration:</w:t>
+            </w:r>
+          </w:p>
+        </w:tc>
+        <w:tc>
+          <w:tcPr>
+            <w:tcW w:w="3240" w:type="dxa"/>
+            <w:tcBorders>
+              <w:top w:val="single" w:sz="4" w:space="0" w:color="9DC3E6"/>
+              <w:left w:val="single" w:sz="4" w:space="0" w:color="9DC3E6"/>
+              <w:bottom w:val="single" w:sz="4" w:space="0" w:color="9DC3E6"/>
+              <w:right w:val="single" w:sz="4" w:space="0" w:color="9DC3E6"/>
+            </w:tcBorders>
+            <w:shd w:val="clear" w:color="auto" w:fill="FFFFFF"/>
+            <w:tcMar>
+              <w:top w:w="70" w:type="dxa"/>
+              <w:left w:w="120" w:type="dxa"/>
+              <w:bottom w:w="70" w:type="dxa"/>
+              <w:right w:w="120" w:type="dxa"/>
+            </w:tcMar>
+            <w:vAlign w:val="center"/>
+          </w:tcPr>
+          <w:p>
+            <w:r>
+              <w:t>60 minutes</w:t>
+            </w:r>
+          </w:p>
+        </w:tc>
+      </w:tr>
+    </w:tbl>
+    <w:p>
+      <w:pPr>
+        <w:spacing w:after="50"/>
+      </w:pPr>
+    </w:p>
+    <w:tbl>
+      <w:tblPr>
+        <w:tblW w:w="10080" w:type="dxa"/>
+        <w:tblBorders>
+          <w:top w:val="single" w:sz="4" w:space="0" w:color="000000"/>
+          <w:left w:val="single" w:sz="4" w:space="0" w:color="000000"/>
+          <w:bottom w:val="single" w:sz="4" w:space="0" w:color="000000"/>
+          <w:right w:val="single" w:sz="4" w:space="0" w:color="000000"/>
+          <w:insideH w:val="single" w:sz="4" w:space="0" w:color="000000"/>
+          <w:insideV w:val="single" w:sz="4" w:space="0" w:color="000000"/>
+        </w:tblBorders>
+        <w:tblLayout w:type="fixed"/>
+        <w:tblLook w:val="0000" w:firstRow="0" w:lastRow="0" w:firstColumn="0" w:lastColumn="0" w:noHBand="0" w:noVBand="0"/>
+      </w:tblPr>
+      <w:tblGrid>
+        <w:gridCol w:w="10080"/>
+      </w:tblGrid>
+      <w:tr>
+        <w:tc>
+          <w:tcPr>
+            <w:tcW w:w="10080" w:type="dxa"/>
+            <w:tcBorders>
+              <w:top w:val="single" w:sz="4" w:space="0" w:color="1F4E79"/>
+              <w:left w:val="single" w:sz="4" w:space="0" w:color="1F4E79"/>
+              <w:bottom w:val="single" w:sz="4" w:space="0" w:color="1F4E79"/>
+              <w:right w:val="single" w:sz="4" w:space="0" w:color="1F4E79"/>
+            </w:tcBorders>
+            <w:shd w:val="clear" w:color="auto" w:fill="FFF9E6"/>
+            <w:tcMar>
+              <w:top w:w="100" w:type="dxa"/>
+              <w:left w:w="200" w:type="dxa"/>
+              <w:bottom w:w="100" w:type="dxa"/>
+              <w:right w:w="200" w:type="dxa"/>
+            </w:tcMar>
+          </w:tcPr>
+          <w:p>
+            <w:r>
+              <w:rPr>
+                <w:b/>
+                <w:bCs/>
+                <w:color w:val="C00000"/>
+              </w:rPr>
+              <w:t>Code of Conduct</w:t>
+            </w:r>
+          </w:p>
+          <w:p>
+            <w:pPr>
+              <w:spacing w:after="60"/>
+              <w:jc w:val="both"/>
+            </w:pPr>
+            <w:r>
+              <w:rPr>
+                <w:i/>
+                <w:iCs/>
+                <w:sz w:val="18"/>
+                <w:szCs w:val="18"/>
+              </w:rPr>
+              <w:t xml:space="preserve">I </w:t>
+            </w:r>
+            <w:r>
+              <w:rPr>
+                <w:i/>
+                <w:iCs/>
+                <w:sz w:val="18"/>
+                <w:szCs w:val="18"/>
+                <w:u w:val="single"/>
+              </w:rPr>
+              <w:t>Mohammed Hashim T</w:t>
+            </w:r>
+            <w:r>
+              <w:rPr>
+                <w:i/>
+                <w:iCs/>
+                <w:sz w:val="18"/>
+                <w:szCs w:val="18"/>
+              </w:rPr>
+              <w:t xml:space="preserve"> (Name / Reg No) certify that this submission is my original work and that I have adhered to the guidelines specified for this assessment. I understand that any violation of academic integrity rules will result in disciplinary action.</w:t>
+            </w:r>
+          </w:p>
+          <w:p>
+            <w:r>
+              <w:rPr>
+                <w:sz w:val="18"/>
+                <w:szCs w:val="18"/>
+              </w:rPr>
+              <w:t xml:space="preserve">Signature of the Student: </w:t>
+            </w:r>
+            <w:r>
+              <w:rPr>
+                <w:sz w:val="18"/>
+                <w:szCs w:val="18"/>
+                <w:u w:val="single"/>
+              </w:rPr>
+              <w:t>MD Hashim</w:t>
+            </w:r>
+          </w:p>
+        </w:tc>
+      </w:tr>
+    </w:tbl>
+    <w:p>
+      <w:pPr>
+        <w:spacing w:after="120"/>
         <w:rPr>
           <w:b/>
           <w:bCs/>
-          <w:sz w:val="24"/>
-          <w:lang w:val="en-IN"/>
-        </w:rPr>
-        <w:t xml:space="preserve">   </w:t>
-      </w:r>
-      <w:r>
+          <w:color w:val="C00000"/>
+        </w:rPr>
+      </w:pPr>
+    </w:p>
+    <w:p>
+      <w:pPr>
+        <w:pStyle w:val="Heading1"/>
+        <w:jc w:val="left"/>
+        <w:rPr>
+          <w:color w:val="C00000"/>
+          <w:sz w:val="24"/>
+          <w:szCs w:val="24"/>
+        </w:rPr>
+      </w:pPr>
+      <w:r>
+        <w:rPr>
+          <w:color w:val="C00000"/>
+          <w:sz w:val="24"/>
+          <w:szCs w:val="24"/>
+        </w:rPr>
+        <w:t xml:space="preserve">Annexure A – Scenario Based Requirement Analysis </w:t>
+      </w:r>
+    </w:p>
+    <w:p>
+      <w:pPr>
+        <w:spacing w:line="350" w:lineRule="auto"/>
+        <w:rPr>
+          <w:sz w:val="24"/>
+        </w:rPr>
+      </w:pPr>
+    </w:p>
+    <w:p>
+      <w:pPr>
+        <w:pStyle w:val="ListParagraph"/>
+        <w:spacing w:line="350" w:lineRule="auto"/>
+        <w:jc w:val="both"/>
         <w:rPr>
           <w:b/>
           <w:bCs/>
           <w:sz w:val="24"/>
           <w:lang w:val="en-IN"/>
         </w:rPr>
-        <w:t>2.1 Business Domain</w:t>
-      </w:r>
-    </w:p>
-    <w:p>
-      <w:pPr>
-        <w:pStyle w:val="ListParagraph"/>
-        <w:spacing w:line="350" w:lineRule="auto"/>
-        <w:jc w:val="both"/>
-        <w:rPr>
-          <w:sz w:val="24"/>
-          <w:lang w:val="en-IN"/>
-        </w:rPr>
-      </w:pPr>
-      <w:r>
-        <w:rPr>
-          <w:sz w:val="24"/>
-          <w:lang w:val="en-IN"/>
-        </w:rPr>
-        <w:t>    </w:t>
-      </w:r>
-      <w:r>
-        <w:rPr>
-          <w:sz w:val="24"/>
-          <w:lang w:val="en-IN"/>
-        </w:rPr>
-        <w:t xml:space="preserve"> </w:t>
-      </w:r>
-      <w:r>
-        <w:rPr>
-          <w:sz w:val="24"/>
-          <w:lang w:val="en-IN"/>
-        </w:rPr>
-        <w:t xml:space="preserve">The Smart Renewable Battery Recycling Platform belongs to the </w:t>
-      </w:r>
+      </w:pPr>
       <w:r>
         <w:rPr>
           <w:b/>
@@ -438,84 +985,27 @@
           <w:sz w:val="24"/>
           <w:lang w:val="en-IN"/>
         </w:rPr>
-        <w:t>environmental sustainability and waste management domain</w:t>
-      </w:r>
-      <w:r>
-        <w:rPr>
-          <w:sz w:val="24"/>
-          <w:lang w:val="en-IN"/>
-        </w:rPr>
-        <w:t>. The main purpose of this system is</w:t>
-      </w:r>
-      <w:r>
-        <w:rPr>
-          <w:sz w:val="24"/>
-          <w:lang w:val="en-IN"/>
-        </w:rPr>
         <w:t xml:space="preserve"> </w:t>
       </w:r>
       <w:r>
-        <w:rPr>
-          <w:sz w:val="24"/>
-          <w:lang w:val="en-IN"/>
-        </w:rPr>
-        <w:t>to support organizations involved in collecting and recycling used batteries.</w:t>
-      </w:r>
-    </w:p>
-    <w:p>
-      <w:pPr>
-        <w:pStyle w:val="ListParagraph"/>
-        <w:spacing w:line="350" w:lineRule="auto"/>
-        <w:jc w:val="both"/>
-        <w:rPr>
-          <w:sz w:val="24"/>
-          <w:lang w:val="en-IN"/>
-        </w:rPr>
-      </w:pPr>
-      <w:r>
-        <w:rPr>
-          <w:sz w:val="24"/>
-          <w:lang w:val="en-IN"/>
-        </w:rPr>
-        <w:t>   </w:t>
-      </w:r>
-      <w:r>
-        <w:rPr>
-          <w:sz w:val="24"/>
-          <w:lang w:val="en-IN"/>
-        </w:rPr>
-        <w:t xml:space="preserve"> </w:t>
-      </w:r>
-      <w:r>
-        <w:rPr>
-          <w:sz w:val="24"/>
-          <w:lang w:val="en-IN"/>
-        </w:rPr>
-        <w:t> The system helps recycling industries manage battery information, monitor recycling activities, identify hazardous conditions, track transportation, and generate reports. By using this platform, organizations can improve recycling efficiency and reduce environmental damage caused by improper battery disposal.</w:t>
-      </w:r>
-    </w:p>
-    <w:p>
-      <w:pPr>
-        <w:pStyle w:val="ListParagraph"/>
-        <w:spacing w:line="350" w:lineRule="auto"/>
-        <w:jc w:val="both"/>
-        <w:rPr>
-          <w:sz w:val="24"/>
-          <w:lang w:val="en-IN"/>
-        </w:rPr>
-      </w:pPr>
-    </w:p>
-    <w:p>
-      <w:pPr>
-        <w:pStyle w:val="ListParagraph"/>
-        <w:spacing w:line="350" w:lineRule="auto"/>
-        <w:jc w:val="both"/>
         <w:rPr>
           <w:b/>
           <w:bCs/>
           <w:sz w:val="24"/>
           <w:lang w:val="en-IN"/>
         </w:rPr>
+        <w:t>1. Introduction</w:t>
+      </w:r>
+    </w:p>
+    <w:p>
+      <w:pPr>
+        <w:pStyle w:val="ListParagraph"/>
+        <w:spacing w:line="350" w:lineRule="auto"/>
+        <w:jc w:val="both"/>
+        <w:rPr>
+          <w:sz w:val="24"/>
+          <w:lang w:val="en-IN"/>
+        </w:rPr>
       </w:pPr>
       <w:r>
         <w:rPr>
@@ -524,51 +1014,8 @@
           <w:sz w:val="24"/>
           <w:lang w:val="en-IN"/>
         </w:rPr>
-        <w:t>2.2 Stakeholders Identification</w:t>
-      </w:r>
-    </w:p>
-    <w:p>
-      <w:pPr>
-        <w:pStyle w:val="ListParagraph"/>
-        <w:spacing w:line="350" w:lineRule="auto"/>
-        <w:jc w:val="both"/>
-        <w:rPr>
-          <w:sz w:val="24"/>
-          <w:lang w:val="en-IN"/>
-        </w:rPr>
-      </w:pPr>
-      <w:r>
-        <w:rPr>
-          <w:sz w:val="24"/>
-          <w:lang w:val="en-IN"/>
-        </w:rPr>
         <w:t>    </w:t>
       </w:r>
-      <w:r>
-        <w:rPr>
-          <w:sz w:val="24"/>
-          <w:lang w:val="en-IN"/>
-        </w:rPr>
-        <w:t xml:space="preserve">  </w:t>
-      </w:r>
-      <w:r>
-        <w:rPr>
-          <w:sz w:val="24"/>
-          <w:lang w:val="en-IN"/>
-        </w:rPr>
-        <w:t>Stakeholders are the people or organizations who interact with the system or are affected by its operations. The major stakeholders involved in this project are:</w:t>
-      </w:r>
-    </w:p>
-    <w:p>
-      <w:pPr>
-        <w:pStyle w:val="ListParagraph"/>
-        <w:spacing w:line="350" w:lineRule="auto"/>
-        <w:jc w:val="both"/>
-        <w:rPr>
-          <w:sz w:val="24"/>
-          <w:lang w:val="en-IN"/>
-        </w:rPr>
-      </w:pPr>
       <w:r>
         <w:rPr>
           <w:b/>
@@ -576,7 +1023,14 @@
           <w:sz w:val="24"/>
           <w:lang w:val="en-IN"/>
         </w:rPr>
-        <w:t>1. System Administrator</w:t>
+        <w:t xml:space="preserve">  </w:t>
+      </w:r>
+      <w:r>
+        <w:rPr>
+          <w:sz w:val="24"/>
+          <w:lang w:val="en-IN"/>
+        </w:rPr>
+        <w:t>The Smart Renewable Battery Recycling Platform is a software system developed to improve the management of battery recycling activities. With the increasing usage of electric vehicles, renewable energy storage systems, and electronic devices, the number of used batteries is also increasing. Improper handling and disposal of batteries can create environmental pollution and safety risks.</w:t>
       </w:r>
     </w:p>
     <w:p>
@@ -584,44 +1038,337 @@
         <w:pStyle w:val="ListParagraph"/>
         <w:spacing w:line="350" w:lineRule="auto"/>
         <w:jc w:val="both"/>
-        <w:rPr>
-          <w:sz w:val="24"/>
-          <w:lang w:val="en-IN"/>
-        </w:rPr>
-      </w:pPr>
-      <w:r>
-        <w:rPr>
-          <w:sz w:val="24"/>
-          <w:lang w:val="en-IN"/>
-        </w:rPr>
-        <w:t xml:space="preserve">      </w:t>
-      </w:r>
-      <w:r>
-        <w:rPr>
-          <w:sz w:val="24"/>
-          <w:lang w:val="en-IN"/>
-        </w:rPr>
-        <w:t>The system administrator manages user accounts, maintains system security, and handles system updates.</w:t>
-      </w:r>
-    </w:p>
-    <w:p>
-      <w:pPr>
-        <w:pStyle w:val="ListParagraph"/>
-        <w:spacing w:line="350" w:lineRule="auto"/>
-        <w:jc w:val="both"/>
-        <w:rPr>
-          <w:sz w:val="24"/>
-          <w:lang w:val="en-IN"/>
-        </w:rPr>
-      </w:pPr>
-      <w:r>
         <w:rPr>
           <w:b/>
           <w:bCs/>
           <w:sz w:val="24"/>
           <w:lang w:val="en-IN"/>
         </w:rPr>
+      </w:pPr>
+      <w:r>
+        <w:rPr>
+          <w:sz w:val="24"/>
+          <w:lang w:val="en-IN"/>
+        </w:rPr>
+        <w:t>    </w:t>
+      </w:r>
+      <w:r>
+        <w:rPr>
+          <w:sz w:val="24"/>
+          <w:lang w:val="en-IN"/>
+        </w:rPr>
+        <w:t xml:space="preserve">  </w:t>
+      </w:r>
+      <w:r>
+        <w:rPr>
+          <w:sz w:val="24"/>
+          <w:lang w:val="en-IN"/>
+        </w:rPr>
+        <w:t>The proposed system provides a digital platform to manage battery collection, inventory monitoring, recycling operations, hazardous condition detection, logistics tracking, and sustainability reporting. The system helps recycling organizations improve efficiency, maintain safety, and support sustainable battery management</w:t>
+      </w:r>
+      <w:r>
+        <w:rPr>
+          <w:b/>
+          <w:bCs/>
+          <w:sz w:val="24"/>
+          <w:lang w:val="en-IN"/>
+        </w:rPr>
+        <w:t>.</w:t>
+      </w:r>
+    </w:p>
+    <w:p>
+      <w:pPr>
+        <w:pStyle w:val="ListParagraph"/>
+        <w:spacing w:line="350" w:lineRule="auto"/>
+        <w:jc w:val="both"/>
+        <w:rPr>
+          <w:sz w:val="24"/>
+          <w:lang w:val="en-IN"/>
+        </w:rPr>
+      </w:pPr>
+    </w:p>
+    <w:p>
+      <w:pPr>
+        <w:pStyle w:val="ListParagraph"/>
+        <w:spacing w:line="350" w:lineRule="auto"/>
+        <w:jc w:val="both"/>
+        <w:rPr>
+          <w:b/>
+          <w:bCs/>
+          <w:sz w:val="24"/>
+          <w:lang w:val="en-IN"/>
+        </w:rPr>
+      </w:pPr>
+      <w:r>
+        <w:rPr>
+          <w:b/>
+          <w:bCs/>
+          <w:sz w:val="24"/>
+          <w:lang w:val="en-IN"/>
+        </w:rPr>
+        <w:t>2. Scenario Analysis</w:t>
+      </w:r>
+    </w:p>
+    <w:p>
+      <w:pPr>
+        <w:pStyle w:val="ListParagraph"/>
+        <w:spacing w:line="350" w:lineRule="auto"/>
+        <w:jc w:val="both"/>
+        <w:rPr>
+          <w:b/>
+          <w:bCs/>
+          <w:sz w:val="24"/>
+          <w:lang w:val="en-IN"/>
+        </w:rPr>
+      </w:pPr>
+      <w:r>
+        <w:rPr>
+          <w:b/>
+          <w:bCs/>
+          <w:sz w:val="24"/>
+          <w:lang w:val="en-IN"/>
+        </w:rPr>
+        <w:t xml:space="preserve">   </w:t>
+      </w:r>
+      <w:r>
+        <w:rPr>
+          <w:b/>
+          <w:bCs/>
+          <w:sz w:val="24"/>
+          <w:lang w:val="en-IN"/>
+        </w:rPr>
+        <w:t>2.1 Business Domain</w:t>
+      </w:r>
+    </w:p>
+    <w:p>
+      <w:pPr>
+        <w:pStyle w:val="ListParagraph"/>
+        <w:spacing w:line="350" w:lineRule="auto"/>
+        <w:jc w:val="both"/>
+        <w:rPr>
+          <w:sz w:val="24"/>
+          <w:lang w:val="en-IN"/>
+        </w:rPr>
+      </w:pPr>
+      <w:r>
+        <w:rPr>
+          <w:sz w:val="24"/>
+          <w:lang w:val="en-IN"/>
+        </w:rPr>
+        <w:t>    </w:t>
+      </w:r>
+      <w:r>
+        <w:rPr>
+          <w:sz w:val="24"/>
+          <w:lang w:val="en-IN"/>
+        </w:rPr>
+        <w:t xml:space="preserve"> </w:t>
+      </w:r>
+      <w:r>
+        <w:rPr>
+          <w:sz w:val="24"/>
+          <w:lang w:val="en-IN"/>
+        </w:rPr>
+        <w:t xml:space="preserve">The Smart Renewable Battery Recycling Platform belongs to the </w:t>
+      </w:r>
+      <w:r>
+        <w:rPr>
+          <w:b/>
+          <w:bCs/>
+          <w:sz w:val="24"/>
+          <w:lang w:val="en-IN"/>
+        </w:rPr>
+        <w:t>environmental sustainability and waste management domain</w:t>
+      </w:r>
+      <w:r>
+        <w:rPr>
+          <w:sz w:val="24"/>
+          <w:lang w:val="en-IN"/>
+        </w:rPr>
+        <w:t>. The main purpose of this system is</w:t>
+      </w:r>
+      <w:r>
+        <w:rPr>
+          <w:sz w:val="24"/>
+          <w:lang w:val="en-IN"/>
+        </w:rPr>
+        <w:t xml:space="preserve"> </w:t>
+      </w:r>
+      <w:r>
+        <w:rPr>
+          <w:sz w:val="24"/>
+          <w:lang w:val="en-IN"/>
+        </w:rPr>
+        <w:t>to support organizations involved in collecting and recycling used batteries.</w:t>
+      </w:r>
+    </w:p>
+    <w:p>
+      <w:pPr>
+        <w:pStyle w:val="ListParagraph"/>
+        <w:spacing w:line="350" w:lineRule="auto"/>
+        <w:jc w:val="both"/>
+        <w:rPr>
+          <w:sz w:val="24"/>
+          <w:lang w:val="en-IN"/>
+        </w:rPr>
+      </w:pPr>
+      <w:r>
+        <w:rPr>
+          <w:sz w:val="24"/>
+          <w:lang w:val="en-IN"/>
+        </w:rPr>
+        <w:t>   </w:t>
+      </w:r>
+      <w:r>
+        <w:rPr>
+          <w:sz w:val="24"/>
+          <w:lang w:val="en-IN"/>
+        </w:rPr>
+        <w:t xml:space="preserve"> </w:t>
+      </w:r>
+      <w:r>
+        <w:rPr>
+          <w:sz w:val="24"/>
+          <w:lang w:val="en-IN"/>
+        </w:rPr>
+        <w:t xml:space="preserve"> The system helps recycling industries manage battery information, monitor recycling activities, identify hazardous conditions, track transportation, and generate reports. By </w:t>
+      </w:r>
+      <w:r>
+        <w:rPr>
+          <w:sz w:val="24"/>
+          <w:lang w:val="en-IN"/>
+        </w:rPr>
         <w:lastRenderedPageBreak/>
+        <w:t>using this platform, organizations can improve recycling efficiency and reduce environmental damage caused by improper battery disposal.</w:t>
+      </w:r>
+    </w:p>
+    <w:p>
+      <w:pPr>
+        <w:pStyle w:val="ListParagraph"/>
+        <w:spacing w:line="350" w:lineRule="auto"/>
+        <w:jc w:val="both"/>
+        <w:rPr>
+          <w:sz w:val="24"/>
+          <w:lang w:val="en-IN"/>
+        </w:rPr>
+      </w:pPr>
+    </w:p>
+    <w:p>
+      <w:pPr>
+        <w:pStyle w:val="ListParagraph"/>
+        <w:spacing w:line="350" w:lineRule="auto"/>
+        <w:jc w:val="both"/>
+        <w:rPr>
+          <w:b/>
+          <w:bCs/>
+          <w:sz w:val="24"/>
+          <w:lang w:val="en-IN"/>
+        </w:rPr>
+      </w:pPr>
+      <w:r>
+        <w:rPr>
+          <w:b/>
+          <w:bCs/>
+          <w:sz w:val="24"/>
+          <w:lang w:val="en-IN"/>
+        </w:rPr>
+        <w:t>2.2 Stakeholders Identification</w:t>
+      </w:r>
+    </w:p>
+    <w:p>
+      <w:pPr>
+        <w:pStyle w:val="ListParagraph"/>
+        <w:spacing w:line="350" w:lineRule="auto"/>
+        <w:jc w:val="both"/>
+        <w:rPr>
+          <w:sz w:val="24"/>
+          <w:lang w:val="en-IN"/>
+        </w:rPr>
+      </w:pPr>
+      <w:r>
+        <w:rPr>
+          <w:sz w:val="24"/>
+          <w:lang w:val="en-IN"/>
+        </w:rPr>
+        <w:t>    </w:t>
+      </w:r>
+      <w:r>
+        <w:rPr>
+          <w:sz w:val="24"/>
+          <w:lang w:val="en-IN"/>
+        </w:rPr>
+        <w:t xml:space="preserve">  </w:t>
+      </w:r>
+      <w:r>
+        <w:rPr>
+          <w:sz w:val="24"/>
+          <w:lang w:val="en-IN"/>
+        </w:rPr>
+        <w:t>Stakeholders are the people or organizations who interact with the system or are affected by its operations. The major stakeholders involved in this project are:</w:t>
+      </w:r>
+    </w:p>
+    <w:p>
+      <w:pPr>
+        <w:pStyle w:val="ListParagraph"/>
+        <w:spacing w:line="350" w:lineRule="auto"/>
+        <w:jc w:val="both"/>
+        <w:rPr>
+          <w:sz w:val="24"/>
+          <w:lang w:val="en-IN"/>
+        </w:rPr>
+      </w:pPr>
+      <w:r>
+        <w:rPr>
+          <w:b/>
+          <w:bCs/>
+          <w:sz w:val="24"/>
+          <w:lang w:val="en-IN"/>
+        </w:rPr>
+        <w:t>1. System Administrator</w:t>
+      </w:r>
+    </w:p>
+    <w:p>
+      <w:pPr>
+        <w:pStyle w:val="ListParagraph"/>
+        <w:spacing w:line="350" w:lineRule="auto"/>
+        <w:jc w:val="both"/>
+        <w:rPr>
+          <w:sz w:val="24"/>
+          <w:lang w:val="en-IN"/>
+        </w:rPr>
+      </w:pPr>
+      <w:r>
+        <w:rPr>
+          <w:sz w:val="24"/>
+          <w:lang w:val="en-IN"/>
+        </w:rPr>
+        <w:t xml:space="preserve">      </w:t>
+      </w:r>
+      <w:r>
+        <w:rPr>
+          <w:sz w:val="24"/>
+          <w:lang w:val="en-IN"/>
+        </w:rPr>
+        <w:t>The system administrator manages user accounts, maintains system security, and handles system updates.</w:t>
+      </w:r>
+    </w:p>
+    <w:p>
+      <w:pPr>
+        <w:pStyle w:val="ListParagraph"/>
+        <w:spacing w:line="350" w:lineRule="auto"/>
+        <w:jc w:val="both"/>
+        <w:rPr>
+          <w:sz w:val="24"/>
+          <w:lang w:val="en-IN"/>
+        </w:rPr>
+      </w:pPr>
+      <w:r>
+        <w:rPr>
+          <w:b/>
+          <w:bCs/>
+          <w:sz w:val="24"/>
+          <w:lang w:val="en-IN"/>
+        </w:rPr>
         <w:t>2. Recycling Plant Manager</w:t>
       </w:r>
     </w:p>
@@ -1014,6 +1761,7 @@
           <w:sz w:val="24"/>
           <w:lang w:val="en-IN"/>
         </w:rPr>
+        <w:lastRenderedPageBreak/>
         <w:t xml:space="preserve">Delay in identifying hazardous battery conditions. </w:t>
       </w:r>
     </w:p>
@@ -1581,6 +2329,7 @@
           <w:sz w:val="24"/>
           <w:lang w:val="en-IN"/>
         </w:rPr>
+        <w:lastRenderedPageBreak/>
         <w:t>The system should:</w:t>
       </w:r>
     </w:p>
@@ -1737,7 +2486,6 @@
           <w:sz w:val="24"/>
           <w:lang w:val="en-IN"/>
         </w:rPr>
-        <w:lastRenderedPageBreak/>
         <w:t>3.4 Hazard Detection and Alert System</w:t>
       </w:r>
     </w:p>
@@ -2260,6 +3008,7 @@
           <w:sz w:val="24"/>
           <w:lang w:val="en-IN"/>
         </w:rPr>
+        <w:lastRenderedPageBreak/>
         <w:t>The system should provide notification services for important events.</w:t>
       </w:r>
     </w:p>
@@ -2412,7 +3161,6 @@
           <w:sz w:val="24"/>
           <w:lang w:val="en-IN"/>
         </w:rPr>
-        <w:lastRenderedPageBreak/>
         <w:t>4. Non-Functional Requirements</w:t>
       </w:r>
     </w:p>
@@ -3299,7 +4047,15 @@
           <w:sz w:val="24"/>
           <w:lang w:val="en-IN"/>
         </w:rPr>
-        <w:t>The Smart Renewable Battery Recycling Platform helps to improve battery recycling activities by providing inventory management, recycling operation support, hazard detection, logistics tracking, and sustainability reporting. The requirement analysis and SRS document define the important features and quality requirements of the system. This helps the development team understand stakeholder needs and develop an efficient and reliable recycling management system.</w:t>
+        <w:t xml:space="preserve">The Smart Renewable Battery Recycling Platform helps to improve battery recycling activities by providing inventory management, recycling operation support, hazard </w:t>
+      </w:r>
+      <w:r>
+        <w:rPr>
+          <w:sz w:val="24"/>
+          <w:lang w:val="en-IN"/>
+        </w:rPr>
+        <w:lastRenderedPageBreak/>
+        <w:t>detection, logistics tracking, and sustainability reporting. The requirement analysis and SRS document define the important features and quality requirements of the system. This helps the development team understand stakeholder needs and develop an efficient and reliable recycling management system.</w:t>
       </w:r>
     </w:p>
     <w:p>
@@ -7798,6 +8554,7 @@
   <w:style w:type="paragraph" w:styleId="Heading1">
     <w:name w:val="heading 1"/>
     <w:basedOn w:val="Normal"/>
+    <w:link w:val="Heading1Char"/>
     <w:uiPriority w:val="9"/>
     <w:qFormat/>
     <w:pPr>
@@ -7953,6 +8710,20 @@
     <w:rsid w:val="00AF5645"/>
     <w:rPr>
       <w:rFonts w:ascii="Times New Roman" w:eastAsia="Times New Roman" w:hAnsi="Times New Roman" w:cs="Times New Roman"/>
+    </w:rPr>
+  </w:style>
+  <w:style w:type="character" w:customStyle="1" w:styleId="Heading1Char">
+    <w:name w:val="Heading 1 Char"/>
+    <w:basedOn w:val="DefaultParagraphFont"/>
+    <w:link w:val="Heading1"/>
+    <w:uiPriority w:val="9"/>
+    <w:rsid w:val="00246AB2"/>
+    <w:rPr>
+      <w:rFonts w:ascii="Times New Roman" w:eastAsia="Times New Roman" w:hAnsi="Times New Roman" w:cs="Times New Roman"/>
+      <w:b/>
+      <w:bCs/>
+      <w:sz w:val="40"/>
+      <w:szCs w:val="40"/>
     </w:rPr>
   </w:style>
 </w:styles>
